--- a/testakten/erbstreit-krypto-multisig-edelmann-stuttgart/15_testamentsvollstreckung_unklar.docx
+++ b/testakten/erbstreit-krypto-multisig-edelmann-stuttgart/15_testamentsvollstreckung_unklar.docx
@@ -114,7 +114,7 @@
         <w:rPr>
           <w:rFonts w:ascii="Times New Roman" w:hAnsi="Times New Roman"/>
         </w:rPr>
-        <w:t>2.1 Erlöschen des Amts (§ 2225 BGB)</w:t>
+        <w:t>2.1 Erlöschen des Amts (Paragraf 2225 BGB)</w:t>
       </w:r>
     </w:p>
     <w:p>
@@ -122,7 +122,7 @@
         <w:jc w:val="left"/>
       </w:pPr>
       <w:r>
-        <w:t>Das Amt des Testamentsvollstreckers erlischt mit dem Tod des benannten Vollstreckers (§ 2225 BGB). Da das Testament keinen Ersatzvollstrecker benennt, gibt es nach § 2225 BGB keinen amtierenden Testamentsvollstrecker.</w:t>
+        <w:t>Das Amt des Testamentsvollstreckers erlischt mit dem Tod des benannten Vollstreckers (Paragraf 2225 BGB). Da das Testament keinen Ersatzvollstrecker benennt, gibt es nach Paragraf 2225 BGB keinen amtierenden Testamentsvollstrecker.</w:t>
       </w:r>
     </w:p>
     <w:p>
@@ -133,7 +133,7 @@
         <w:rPr>
           <w:rFonts w:ascii="Times New Roman" w:hAnsi="Times New Roman"/>
         </w:rPr>
-        <w:t>2.2 Möglichkeit der gerichtlichen Ernennung (§ 2200 BGB)</w:t>
+        <w:t>2.2 Möglichkeit der gerichtlichen Ernennung (Paragraf 2200 BGB)</w:t>
       </w:r>
     </w:p>
     <w:p>
@@ -141,7 +141,7 @@
         <w:jc w:val="left"/>
       </w:pPr>
       <w:r>
-        <w:t>Hat der Erblasser in seinem Testament angeordnet, dass ein Testamentsvollstrecker ernannt werden soll, und ist die benannte Person weggefallen, kann das Nachlassgericht auf Antrag einen Testamentsvollstrecker ernennen (§ 2200 BGB). Die Klausel im Testament Edelmanns ist ausreichend, um diesen Mechanismus auszulösen: Der Erblasser hat einen TV benannt und damit den Willen zur Testamentsvollstreckung manifestiert.</w:t>
+        <w:t>Hat der Erblasser in seinem Testament angeordnet, dass ein Testamentsvollstrecker ernannt werden soll, und ist die benannte Person weggefallen, kann das Nachlassgericht auf Antrag einen Testamentsvollstrecker ernennen (Paragraf 2200 BGB). Die Klausel im Testament Edelmanns ist ausreichend, um diesen Mechanismus auszulösen: Der Erblasser hat einen TV benannt und damit den Willen zur Testamentsvollstreckung manifestiert.</w:t>
       </w:r>
     </w:p>
     <w:p>
@@ -228,7 +228,7 @@
         <w:pStyle w:val="ListBullet"/>
       </w:pPr>
       <w:r>
-        <w:t>Der TV hat weitreichende Befugnisse (§§ 2205, 2208 BGB) und Kosten verursacht Vergütungsanspruch nach § 2221 BGB (üblich: ca. 1–3 % des Nachlasswerts; hier: bis zu 120.000 EUR).</w:t>
+        <w:t>Der TV hat weitreichende Befugnisse (Paragrafen 2205, 2208 BGB) und Kosten verursacht Vergütungsanspruch nach Paragraf 2221 BGB (üblich: ca. 1–3 % des Nachlasswerts; hier: bis zu 120.000 EUR).</w:t>
       </w:r>
     </w:p>
     <w:p>
@@ -258,7 +258,7 @@
         <w:t>Empfehlung:</w:t>
       </w:r>
       <w:r>
-        <w:t xml:space="preserve"> TV-Antrag nach § 2200 BGB ist ein sinnvolles taktisches Mittel, insbesondere wenn Marlies den Erblasser-Stick nicht herausgibt oder Constantin weiter Druck macht. Der TV könnte sofort handeln (Sicherung Stick, Anweisung an Bank) ohne Einstimmigkeitserfordernis. Für die laufende Verhandlungsphase zunächst zurückstellen; als Option im Hintergrund halten.</w:t>
+        <w:t xml:space="preserve"> TV-Antrag nach Paragraf 2200 BGB ist ein sinnvolles taktisches Mittel, insbesondere wenn Marlies den Erblasser-Stick nicht herausgibt oder Constantin weiter Druck macht. Der TV könnte sofort handeln (Sicherung Stick, Anweisung an Bank) ohne Einstimmigkeitserfordernis. Für die laufende Verhandlungsphase zunächst zurückstellen; als Option im Hintergrund halten.</w:t>
       </w:r>
     </w:p>
     <w:p/>
@@ -316,7 +316,7 @@
         <w:t>Stand der Anfrage:</w:t>
       </w:r>
       <w:r>
-        <w:t xml:space="preserve"> Noch keine Antwort erhalten (Fristsetzung bis 16.05.2025). Die Kammer ist nach § 54 BRAO verpflichtet, beim Tod eines Mitglieds für die geordnete Abwicklung zu sorgen.</w:t>
+        <w:t xml:space="preserve"> Noch keine Antwort erhalten (Fristsetzung bis 16.05.2025). Die Kammer ist nach Paragraf 54 BRAO verpflichtet, beim Tod eines Mitglieds für die geordnete Abwicklung zu sorgen.</w:t>
       </w:r>
     </w:p>
     <w:p>
@@ -480,7 +480,7 @@
                 <w:rFonts w:ascii="Times New Roman" w:hAnsi="Times New Roman"/>
                 <w:sz w:val="20"/>
               </w:rPr>
-              <w:t>§ 2200 BGB</w:t>
+              <w:t>Paragraf 2200 BGB</w:t>
             </w:r>
           </w:p>
         </w:tc>
